--- a/templates_rfi/F-PQP-01-03 Request For Information.docx
+++ b/templates_rfi/F-PQP-01-03 Request For Information.docx
@@ -65,7 +65,7 @@
                 <w:sz w:val="24"/>
                 <w:szCs w:val="24"/>
               </w:rPr>
-              <w:t>Project: XXXXXXXXXXXXXXXXXXXXXXXXXXX</w:t>
+              <w:t>Project: {{project_name}}</w:t>
             </w:r>
           </w:p>
         </w:tc>
@@ -179,7 +179,7 @@
               <w:rPr>
                 <w:rFonts w:ascii="Swis721 BT" w:eastAsia="Times New Roman" w:hAnsi="Swis721 BT" w:cstheme="minorBidi"/>
               </w:rPr>
-              <w:t>XXXXXXXXXXXXXXXXXX</w:t>
+              <w:t>{{consultant}}</w:t>
             </w:r>
           </w:p>
         </w:tc>
@@ -240,7 +240,7 @@
               <w:rPr>
                 <w:rFonts w:ascii="Swis721 BT" w:eastAsia="Times New Roman" w:hAnsi="Swis721 BT" w:cstheme="minorBidi"/>
               </w:rPr>
-              <w:t>XXXXXXXXXXXX</w:t>
+              <w:t>{{employer}}</w:t>
             </w:r>
           </w:p>
         </w:tc>
@@ -309,6 +309,9 @@
                 <w:szCs w:val="20"/>
               </w:rPr>
             </w:pPr>
+            <w:r>
+              <w:t>{{project_code}}</w:t>
+            </w:r>
           </w:p>
         </w:tc>
         <w:tc>
@@ -350,6 +353,9 @@
                 <w:bCs/>
               </w:rPr>
             </w:pPr>
+            <w:r>
+              <w:t>{{rfi_no}}</w:t>
+            </w:r>
           </w:p>
         </w:tc>
       </w:tr>
@@ -398,6 +404,9 @@
                 <w:szCs w:val="20"/>
               </w:rPr>
             </w:pPr>
+            <w:r>
+              <w:t>ROWAD Modern Engineering</w:t>
+            </w:r>
           </w:p>
         </w:tc>
         <w:tc>
@@ -439,6 +448,9 @@
                 <w:bCs/>
               </w:rPr>
             </w:pPr>
+            <w:r>
+              <w:t>{{to}}</w:t>
+            </w:r>
           </w:p>
         </w:tc>
       </w:tr>
@@ -487,6 +499,9 @@
                 <w:szCs w:val="20"/>
               </w:rPr>
             </w:pPr>
+            <w:r>
+              <w:t>{{location}}</w:t>
+            </w:r>
           </w:p>
         </w:tc>
         <w:tc>
@@ -528,6 +543,9 @@
                 <w:bCs/>
               </w:rPr>
             </w:pPr>
+            <w:r>
+              <w:t>{{rfi_date}}</w:t>
+            </w:r>
           </w:p>
         </w:tc>
       </w:tr>
@@ -573,6 +591,9 @@
                 <w:szCs w:val="20"/>
               </w:rPr>
             </w:pPr>
+            <w:r>
+              <w:t>{{boq_no}}</w:t>
+            </w:r>
           </w:p>
         </w:tc>
         <w:tc>
@@ -614,6 +635,9 @@
                 <w:bCs/>
               </w:rPr>
             </w:pPr>
+            <w:r>
+              <w:t>{{dwg_no}}</w:t>
+            </w:r>
           </w:p>
         </w:tc>
       </w:tr>
@@ -659,6 +683,9 @@
                 <w:szCs w:val="20"/>
               </w:rPr>
             </w:pPr>
+            <w:r>
+              <w:t>{{level}}</w:t>
+            </w:r>
           </w:p>
         </w:tc>
         <w:tc>
@@ -700,6 +727,9 @@
                 <w:bCs/>
               </w:rPr>
             </w:pPr>
+            <w:r>
+              <w:t>{{specs_no}}</w:t>
+            </w:r>
           </w:p>
         </w:tc>
       </w:tr>
@@ -1137,6 +1167,9 @@
             <w:pPr>
               <w:spacing w:before="120" w:after="120"/>
             </w:pPr>
+            <w:r>
+              <w:t>{{subject}}</w:t>
+            </w:r>
           </w:p>
         </w:tc>
       </w:tr>
@@ -1259,6 +1292,37 @@
                 <w:bCs/>
               </w:rPr>
             </w:pPr>
+            <w:r>
+              <w:t>{{background}}</w:t>
+              <w:br/>
+              <w:t/>
+              <w:br/>
+              <w:t>{{discrepancy_summary}}</w:t>
+              <w:br/>
+              <w:t/>
+              <w:br/>
+              <w:t>{{document_a_label}} ref: {{document_a_reference}}</w:t>
+              <w:br/>
+              <w:t>{{document_b_label}} ref: {{document_b_reference}}</w:t>
+              <w:br/>
+              <w:t/>
+              <w:br/>
+              <w:t>Question: {{question}}</w:t>
+              <w:br/>
+              <w:t/>
+              <w:br/>
+              <w:t>Proposed way forward: {{proposed_solution}}</w:t>
+              <w:br/>
+              <w:t/>
+              <w:br/>
+              <w:t>Cost impact: {{cost_impact}}</w:t>
+              <w:br/>
+              <w:t>Programme impact: {{schedule_impact}}</w:t>
+              <w:br/>
+              <w:t/>
+              <w:br/>
+              <w:t>Priority: {{priority}}    Response required by: {{response_required_by}}</w:t>
+            </w:r>
           </w:p>
         </w:tc>
       </w:tr>
@@ -1327,6 +1391,12 @@
                 <w:rFonts w:asciiTheme="minorBidi" w:hAnsiTheme="minorBidi" w:cstheme="minorBidi"/>
               </w:rPr>
               <w:t>Name:</w:t>
+            </w:r>
+            <w:r>
+              <w:rPr>
+                <w:rFonts w:asciiTheme="minorBidi" w:hAnsiTheme="minorBidi" w:cstheme="minorBidi"/>
+              </w:rPr>
+              <w:t xml:space="preserve"> {{originator}}</w:t>
             </w:r>
           </w:p>
         </w:tc>
